--- a/clients/alg/crowdstrike/monthly/2026-04/ALG-CrowdStrike-Activity-2026-04.docx
+++ b/clients/alg/crowdstrike/monthly/2026-04/ALG-CrowdStrike-Activity-2026-04.docx
@@ -95,7 +95,7 @@
       <w:tr>
         <w:tc>
           <w:tcPr>
-            <w:tcW w:type="dxa" w:w="3744"/>
+            <w:tcW w:type="dxa" w:w="3528"/>
             <w:tcBorders>
               <w:top w:val="nil"/>
               <w:left w:val="nil"/>
@@ -133,7 +133,7 @@
         </w:tc>
         <w:tc>
           <w:tcPr>
-            <w:tcW w:type="dxa" w:w="3744"/>
+            <w:tcW w:type="dxa" w:w="3528"/>
             <w:tcBorders>
               <w:top w:val="nil"/>
               <w:left w:val="nil"/>
@@ -1937,7 +1937,7 @@
         </w:tc>
         <w:tc>
           <w:tcPr>
-            <w:tcW w:type="dxa" w:w="2592"/>
+            <w:tcW w:type="dxa" w:w="2448"/>
             <w:shd w:val="clear" w:color="auto" w:fill="006DB6"/>
             <w:tcBorders>
               <w:top w:val="single" w:sz="4" w:color="E9ECEF"/>
@@ -1964,7 +1964,7 @@
         </w:tc>
         <w:tc>
           <w:tcPr>
-            <w:tcW w:type="dxa" w:w="1872"/>
+            <w:tcW w:type="dxa" w:w="1728"/>
             <w:shd w:val="clear" w:color="auto" w:fill="006DB6"/>
             <w:tcBorders>
               <w:top w:val="single" w:sz="4" w:color="E9ECEF"/>
@@ -1991,7 +1991,7 @@
         </w:tc>
         <w:tc>
           <w:tcPr>
-            <w:tcW w:type="dxa" w:w="1872"/>
+            <w:tcW w:type="dxa" w:w="1728"/>
             <w:shd w:val="clear" w:color="auto" w:fill="006DB6"/>
             <w:tcBorders>
               <w:top w:val="single" w:sz="4" w:color="E9ECEF"/>
@@ -2067,7 +2067,7 @@
                 <w:color w:val="59595B"/>
                 <w:sz w:val="19"/>
               </w:rPr>
-              <w:t>2026-04-25</w:t>
+              <w:t>—</w:t>
             </w:r>
           </w:p>
         </w:tc>
@@ -2099,7 +2099,7 @@
         </w:tc>
         <w:tc>
           <w:tcPr>
-            <w:tcW w:type="dxa" w:w="2592"/>
+            <w:tcW w:type="dxa" w:w="2448"/>
             <w:tcBorders>
               <w:top w:val="single" w:sz="4" w:color="E9ECEF"/>
               <w:left w:val="single" w:sz="4" w:color="E9ECEF"/>
@@ -2125,7 +2125,7 @@
         </w:tc>
         <w:tc>
           <w:tcPr>
-            <w:tcW w:type="dxa" w:w="1872"/>
+            <w:tcW w:type="dxa" w:w="1728"/>
             <w:tcBorders>
               <w:top w:val="single" w:sz="4" w:color="E9ECEF"/>
               <w:left w:val="single" w:sz="4" w:color="E9ECEF"/>
@@ -2151,7 +2151,7 @@
         </w:tc>
         <w:tc>
           <w:tcPr>
-            <w:tcW w:type="dxa" w:w="1872"/>
+            <w:tcW w:type="dxa" w:w="1728"/>
             <w:tcBorders>
               <w:top w:val="single" w:sz="4" w:color="E9ECEF"/>
               <w:left w:val="single" w:sz="4" w:color="E9ECEF"/>
@@ -2226,7 +2226,7 @@
                 <w:color w:val="59595B"/>
                 <w:sz w:val="19"/>
               </w:rPr>
-              <w:t>2026-04-25</w:t>
+              <w:t>—</w:t>
             </w:r>
           </w:p>
         </w:tc>
@@ -2259,7 +2259,7 @@
         </w:tc>
         <w:tc>
           <w:tcPr>
-            <w:tcW w:type="dxa" w:w="2592"/>
+            <w:tcW w:type="dxa" w:w="2448"/>
             <w:shd w:val="clear" w:color="auto" w:fill="F8F9FA"/>
             <w:tcBorders>
               <w:top w:val="single" w:sz="4" w:color="E9ECEF"/>
@@ -2286,7 +2286,7 @@
         </w:tc>
         <w:tc>
           <w:tcPr>
-            <w:tcW w:type="dxa" w:w="1872"/>
+            <w:tcW w:type="dxa" w:w="1728"/>
             <w:shd w:val="clear" w:color="auto" w:fill="F8F9FA"/>
             <w:tcBorders>
               <w:top w:val="single" w:sz="4" w:color="E9ECEF"/>
@@ -2313,7 +2313,7 @@
         </w:tc>
         <w:tc>
           <w:tcPr>
-            <w:tcW w:type="dxa" w:w="1872"/>
+            <w:tcW w:type="dxa" w:w="1728"/>
             <w:shd w:val="clear" w:color="auto" w:fill="F8F9FA"/>
             <w:tcBorders>
               <w:top w:val="single" w:sz="4" w:color="E9ECEF"/>
@@ -2389,7 +2389,7 @@
                 <w:color w:val="59595B"/>
                 <w:sz w:val="19"/>
               </w:rPr>
-              <w:t>2026-04-23</w:t>
+              <w:t>—</w:t>
             </w:r>
           </w:p>
         </w:tc>
@@ -2421,7 +2421,7 @@
         </w:tc>
         <w:tc>
           <w:tcPr>
-            <w:tcW w:type="dxa" w:w="2592"/>
+            <w:tcW w:type="dxa" w:w="2448"/>
             <w:tcBorders>
               <w:top w:val="single" w:sz="4" w:color="E9ECEF"/>
               <w:left w:val="single" w:sz="4" w:color="E9ECEF"/>
@@ -2447,7 +2447,7 @@
         </w:tc>
         <w:tc>
           <w:tcPr>
-            <w:tcW w:type="dxa" w:w="1872"/>
+            <w:tcW w:type="dxa" w:w="1728"/>
             <w:tcBorders>
               <w:top w:val="single" w:sz="4" w:color="E9ECEF"/>
               <w:left w:val="single" w:sz="4" w:color="E9ECEF"/>
@@ -2473,7 +2473,7 @@
         </w:tc>
         <w:tc>
           <w:tcPr>
-            <w:tcW w:type="dxa" w:w="1872"/>
+            <w:tcW w:type="dxa" w:w="1728"/>
             <w:tcBorders>
               <w:top w:val="single" w:sz="4" w:color="E9ECEF"/>
               <w:left w:val="single" w:sz="4" w:color="E9ECEF"/>
@@ -2548,7 +2548,7 @@
                 <w:color w:val="59595B"/>
                 <w:sz w:val="19"/>
               </w:rPr>
-              <w:t>2026-04-23</w:t>
+              <w:t>—</w:t>
             </w:r>
           </w:p>
         </w:tc>
@@ -2581,7 +2581,7 @@
         </w:tc>
         <w:tc>
           <w:tcPr>
-            <w:tcW w:type="dxa" w:w="2592"/>
+            <w:tcW w:type="dxa" w:w="2448"/>
             <w:shd w:val="clear" w:color="auto" w:fill="F8F9FA"/>
             <w:tcBorders>
               <w:top w:val="single" w:sz="4" w:color="E9ECEF"/>
@@ -2608,7 +2608,7 @@
         </w:tc>
         <w:tc>
           <w:tcPr>
-            <w:tcW w:type="dxa" w:w="1872"/>
+            <w:tcW w:type="dxa" w:w="1728"/>
             <w:shd w:val="clear" w:color="auto" w:fill="F8F9FA"/>
             <w:tcBorders>
               <w:top w:val="single" w:sz="4" w:color="E9ECEF"/>
@@ -2635,7 +2635,7 @@
         </w:tc>
         <w:tc>
           <w:tcPr>
-            <w:tcW w:type="dxa" w:w="1872"/>
+            <w:tcW w:type="dxa" w:w="1728"/>
             <w:shd w:val="clear" w:color="auto" w:fill="F8F9FA"/>
             <w:tcBorders>
               <w:top w:val="single" w:sz="4" w:color="E9ECEF"/>
@@ -2711,7 +2711,7 @@
                 <w:color w:val="59595B"/>
                 <w:sz w:val="19"/>
               </w:rPr>
-              <w:t>2026-04-23</w:t>
+              <w:t>—</w:t>
             </w:r>
           </w:p>
         </w:tc>
@@ -2743,7 +2743,7 @@
         </w:tc>
         <w:tc>
           <w:tcPr>
-            <w:tcW w:type="dxa" w:w="2592"/>
+            <w:tcW w:type="dxa" w:w="2448"/>
             <w:tcBorders>
               <w:top w:val="single" w:sz="4" w:color="E9ECEF"/>
               <w:left w:val="single" w:sz="4" w:color="E9ECEF"/>
@@ -2769,7 +2769,7 @@
         </w:tc>
         <w:tc>
           <w:tcPr>
-            <w:tcW w:type="dxa" w:w="1872"/>
+            <w:tcW w:type="dxa" w:w="1728"/>
             <w:tcBorders>
               <w:top w:val="single" w:sz="4" w:color="E9ECEF"/>
               <w:left w:val="single" w:sz="4" w:color="E9ECEF"/>
@@ -2795,7 +2795,7 @@
         </w:tc>
         <w:tc>
           <w:tcPr>
-            <w:tcW w:type="dxa" w:w="1872"/>
+            <w:tcW w:type="dxa" w:w="1728"/>
             <w:tcBorders>
               <w:top w:val="single" w:sz="4" w:color="E9ECEF"/>
               <w:left w:val="single" w:sz="4" w:color="E9ECEF"/>
@@ -2870,7 +2870,7 @@
                 <w:color w:val="59595B"/>
                 <w:sz w:val="19"/>
               </w:rPr>
-              <w:t>2026-04-23</w:t>
+              <w:t>—</w:t>
             </w:r>
           </w:p>
         </w:tc>
@@ -2903,7 +2903,7 @@
         </w:tc>
         <w:tc>
           <w:tcPr>
-            <w:tcW w:type="dxa" w:w="2592"/>
+            <w:tcW w:type="dxa" w:w="2448"/>
             <w:shd w:val="clear" w:color="auto" w:fill="F8F9FA"/>
             <w:tcBorders>
               <w:top w:val="single" w:sz="4" w:color="E9ECEF"/>
@@ -2930,7 +2930,7 @@
         </w:tc>
         <w:tc>
           <w:tcPr>
-            <w:tcW w:type="dxa" w:w="1872"/>
+            <w:tcW w:type="dxa" w:w="1728"/>
             <w:shd w:val="clear" w:color="auto" w:fill="F8F9FA"/>
             <w:tcBorders>
               <w:top w:val="single" w:sz="4" w:color="E9ECEF"/>
@@ -2957,7 +2957,7 @@
         </w:tc>
         <w:tc>
           <w:tcPr>
-            <w:tcW w:type="dxa" w:w="1872"/>
+            <w:tcW w:type="dxa" w:w="1728"/>
             <w:shd w:val="clear" w:color="auto" w:fill="F8F9FA"/>
             <w:tcBorders>
               <w:top w:val="single" w:sz="4" w:color="E9ECEF"/>
@@ -3033,7 +3033,7 @@
                 <w:color w:val="59595B"/>
                 <w:sz w:val="19"/>
               </w:rPr>
-              <w:t>2026-04-28</w:t>
+              <w:t>—</w:t>
             </w:r>
           </w:p>
         </w:tc>
@@ -3065,7 +3065,7 @@
         </w:tc>
         <w:tc>
           <w:tcPr>
-            <w:tcW w:type="dxa" w:w="2592"/>
+            <w:tcW w:type="dxa" w:w="2448"/>
             <w:tcBorders>
               <w:top w:val="single" w:sz="4" w:color="E9ECEF"/>
               <w:left w:val="single" w:sz="4" w:color="E9ECEF"/>
@@ -3091,7 +3091,7 @@
         </w:tc>
         <w:tc>
           <w:tcPr>
-            <w:tcW w:type="dxa" w:w="1872"/>
+            <w:tcW w:type="dxa" w:w="1728"/>
             <w:tcBorders>
               <w:top w:val="single" w:sz="4" w:color="E9ECEF"/>
               <w:left w:val="single" w:sz="4" w:color="E9ECEF"/>
@@ -3117,7 +3117,7 @@
         </w:tc>
         <w:tc>
           <w:tcPr>
-            <w:tcW w:type="dxa" w:w="1872"/>
+            <w:tcW w:type="dxa" w:w="1728"/>
             <w:tcBorders>
               <w:top w:val="single" w:sz="4" w:color="E9ECEF"/>
               <w:left w:val="single" w:sz="4" w:color="E9ECEF"/>
@@ -3192,7 +3192,7 @@
                 <w:color w:val="59595B"/>
                 <w:sz w:val="19"/>
               </w:rPr>
-              <w:t>2026-04-28</w:t>
+              <w:t>—</w:t>
             </w:r>
           </w:p>
         </w:tc>
@@ -3225,7 +3225,7 @@
         </w:tc>
         <w:tc>
           <w:tcPr>
-            <w:tcW w:type="dxa" w:w="2592"/>
+            <w:tcW w:type="dxa" w:w="2448"/>
             <w:shd w:val="clear" w:color="auto" w:fill="F8F9FA"/>
             <w:tcBorders>
               <w:top w:val="single" w:sz="4" w:color="E9ECEF"/>
@@ -3252,7 +3252,7 @@
         </w:tc>
         <w:tc>
           <w:tcPr>
-            <w:tcW w:type="dxa" w:w="1872"/>
+            <w:tcW w:type="dxa" w:w="1728"/>
             <w:shd w:val="clear" w:color="auto" w:fill="F8F9FA"/>
             <w:tcBorders>
               <w:top w:val="single" w:sz="4" w:color="E9ECEF"/>
@@ -3279,7 +3279,7 @@
         </w:tc>
         <w:tc>
           <w:tcPr>
-            <w:tcW w:type="dxa" w:w="1872"/>
+            <w:tcW w:type="dxa" w:w="1728"/>
             <w:shd w:val="clear" w:color="auto" w:fill="F8F9FA"/>
             <w:tcBorders>
               <w:top w:val="single" w:sz="4" w:color="E9ECEF"/>
@@ -3355,7 +3355,7 @@
                 <w:color w:val="59595B"/>
                 <w:sz w:val="19"/>
               </w:rPr>
-              <w:t>2026-04-25</w:t>
+              <w:t>—</w:t>
             </w:r>
           </w:p>
         </w:tc>
@@ -3387,7 +3387,7 @@
         </w:tc>
         <w:tc>
           <w:tcPr>
-            <w:tcW w:type="dxa" w:w="2592"/>
+            <w:tcW w:type="dxa" w:w="2448"/>
             <w:tcBorders>
               <w:top w:val="single" w:sz="4" w:color="E9ECEF"/>
               <w:left w:val="single" w:sz="4" w:color="E9ECEF"/>
@@ -3413,7 +3413,7 @@
         </w:tc>
         <w:tc>
           <w:tcPr>
-            <w:tcW w:type="dxa" w:w="1872"/>
+            <w:tcW w:type="dxa" w:w="1728"/>
             <w:tcBorders>
               <w:top w:val="single" w:sz="4" w:color="E9ECEF"/>
               <w:left w:val="single" w:sz="4" w:color="E9ECEF"/>
@@ -3439,7 +3439,7 @@
         </w:tc>
         <w:tc>
           <w:tcPr>
-            <w:tcW w:type="dxa" w:w="1872"/>
+            <w:tcW w:type="dxa" w:w="1728"/>
             <w:tcBorders>
               <w:top w:val="single" w:sz="4" w:color="E9ECEF"/>
               <w:left w:val="single" w:sz="4" w:color="E9ECEF"/>
@@ -3514,7 +3514,7 @@
                 <w:color w:val="59595B"/>
                 <w:sz w:val="19"/>
               </w:rPr>
-              <w:t>2026-04-28</w:t>
+              <w:t>—</w:t>
             </w:r>
           </w:p>
         </w:tc>
@@ -3547,7 +3547,7 @@
         </w:tc>
         <w:tc>
           <w:tcPr>
-            <w:tcW w:type="dxa" w:w="2592"/>
+            <w:tcW w:type="dxa" w:w="2448"/>
             <w:shd w:val="clear" w:color="auto" w:fill="F8F9FA"/>
             <w:tcBorders>
               <w:top w:val="single" w:sz="4" w:color="E9ECEF"/>
@@ -3574,7 +3574,7 @@
         </w:tc>
         <w:tc>
           <w:tcPr>
-            <w:tcW w:type="dxa" w:w="1872"/>
+            <w:tcW w:type="dxa" w:w="1728"/>
             <w:shd w:val="clear" w:color="auto" w:fill="F8F9FA"/>
             <w:tcBorders>
               <w:top w:val="single" w:sz="4" w:color="E9ECEF"/>
@@ -3601,7 +3601,7 @@
         </w:tc>
         <w:tc>
           <w:tcPr>
-            <w:tcW w:type="dxa" w:w="1872"/>
+            <w:tcW w:type="dxa" w:w="1728"/>
             <w:shd w:val="clear" w:color="auto" w:fill="F8F9FA"/>
             <w:tcBorders>
               <w:top w:val="single" w:sz="4" w:color="E9ECEF"/>
@@ -3677,7 +3677,7 @@
                 <w:color w:val="59595B"/>
                 <w:sz w:val="19"/>
               </w:rPr>
-              <w:t>2026-04-25</w:t>
+              <w:t>—</w:t>
             </w:r>
           </w:p>
         </w:tc>
@@ -3709,7 +3709,7 @@
         </w:tc>
         <w:tc>
           <w:tcPr>
-            <w:tcW w:type="dxa" w:w="2592"/>
+            <w:tcW w:type="dxa" w:w="2448"/>
             <w:tcBorders>
               <w:top w:val="single" w:sz="4" w:color="E9ECEF"/>
               <w:left w:val="single" w:sz="4" w:color="E9ECEF"/>
@@ -3735,7 +3735,7 @@
         </w:tc>
         <w:tc>
           <w:tcPr>
-            <w:tcW w:type="dxa" w:w="1872"/>
+            <w:tcW w:type="dxa" w:w="1728"/>
             <w:tcBorders>
               <w:top w:val="single" w:sz="4" w:color="E9ECEF"/>
               <w:left w:val="single" w:sz="4" w:color="E9ECEF"/>
@@ -3761,7 +3761,7 @@
         </w:tc>
         <w:tc>
           <w:tcPr>
-            <w:tcW w:type="dxa" w:w="1872"/>
+            <w:tcW w:type="dxa" w:w="1728"/>
             <w:tcBorders>
               <w:top w:val="single" w:sz="4" w:color="E9ECEF"/>
               <w:left w:val="single" w:sz="4" w:color="E9ECEF"/>
@@ -3836,7 +3836,7 @@
                 <w:color w:val="59595B"/>
                 <w:sz w:val="19"/>
               </w:rPr>
-              <w:t>2026-04-28</w:t>
+              <w:t>—</w:t>
             </w:r>
           </w:p>
         </w:tc>
@@ -3869,7 +3869,7 @@
         </w:tc>
         <w:tc>
           <w:tcPr>
-            <w:tcW w:type="dxa" w:w="2592"/>
+            <w:tcW w:type="dxa" w:w="2448"/>
             <w:shd w:val="clear" w:color="auto" w:fill="F8F9FA"/>
             <w:tcBorders>
               <w:top w:val="single" w:sz="4" w:color="E9ECEF"/>
@@ -3896,7 +3896,7 @@
         </w:tc>
         <w:tc>
           <w:tcPr>
-            <w:tcW w:type="dxa" w:w="1872"/>
+            <w:tcW w:type="dxa" w:w="1728"/>
             <w:shd w:val="clear" w:color="auto" w:fill="F8F9FA"/>
             <w:tcBorders>
               <w:top w:val="single" w:sz="4" w:color="E9ECEF"/>
@@ -3923,7 +3923,7 @@
         </w:tc>
         <w:tc>
           <w:tcPr>
-            <w:tcW w:type="dxa" w:w="1872"/>
+            <w:tcW w:type="dxa" w:w="1728"/>
             <w:shd w:val="clear" w:color="auto" w:fill="F8F9FA"/>
             <w:tcBorders>
               <w:top w:val="single" w:sz="4" w:color="E9ECEF"/>
@@ -3999,7 +3999,7 @@
                 <w:color w:val="59595B"/>
                 <w:sz w:val="19"/>
               </w:rPr>
-              <w:t>2026-04-23</w:t>
+              <w:t>—</w:t>
             </w:r>
           </w:p>
         </w:tc>
@@ -4031,7 +4031,7 @@
         </w:tc>
         <w:tc>
           <w:tcPr>
-            <w:tcW w:type="dxa" w:w="2592"/>
+            <w:tcW w:type="dxa" w:w="2448"/>
             <w:tcBorders>
               <w:top w:val="single" w:sz="4" w:color="E9ECEF"/>
               <w:left w:val="single" w:sz="4" w:color="E9ECEF"/>
@@ -4057,7 +4057,7 @@
         </w:tc>
         <w:tc>
           <w:tcPr>
-            <w:tcW w:type="dxa" w:w="1872"/>
+            <w:tcW w:type="dxa" w:w="1728"/>
             <w:tcBorders>
               <w:top w:val="single" w:sz="4" w:color="E9ECEF"/>
               <w:left w:val="single" w:sz="4" w:color="E9ECEF"/>
@@ -4083,7 +4083,7 @@
         </w:tc>
         <w:tc>
           <w:tcPr>
-            <w:tcW w:type="dxa" w:w="1872"/>
+            <w:tcW w:type="dxa" w:w="1728"/>
             <w:tcBorders>
               <w:top w:val="single" w:sz="4" w:color="E9ECEF"/>
               <w:left w:val="single" w:sz="4" w:color="E9ECEF"/>
@@ -4158,7 +4158,7 @@
                 <w:color w:val="59595B"/>
                 <w:sz w:val="19"/>
               </w:rPr>
-              <w:t>2026-04-28</w:t>
+              <w:t>—</w:t>
             </w:r>
           </w:p>
         </w:tc>
@@ -4191,7 +4191,7 @@
         </w:tc>
         <w:tc>
           <w:tcPr>
-            <w:tcW w:type="dxa" w:w="2592"/>
+            <w:tcW w:type="dxa" w:w="2448"/>
             <w:shd w:val="clear" w:color="auto" w:fill="F8F9FA"/>
             <w:tcBorders>
               <w:top w:val="single" w:sz="4" w:color="E9ECEF"/>
@@ -4218,7 +4218,7 @@
         </w:tc>
         <w:tc>
           <w:tcPr>
-            <w:tcW w:type="dxa" w:w="1872"/>
+            <w:tcW w:type="dxa" w:w="1728"/>
             <w:shd w:val="clear" w:color="auto" w:fill="F8F9FA"/>
             <w:tcBorders>
               <w:top w:val="single" w:sz="4" w:color="E9ECEF"/>
@@ -4245,7 +4245,7 @@
         </w:tc>
         <w:tc>
           <w:tcPr>
-            <w:tcW w:type="dxa" w:w="1872"/>
+            <w:tcW w:type="dxa" w:w="1728"/>
             <w:shd w:val="clear" w:color="auto" w:fill="F8F9FA"/>
             <w:tcBorders>
               <w:top w:val="single" w:sz="4" w:color="E9ECEF"/>
@@ -4321,7 +4321,7 @@
                 <w:color w:val="59595B"/>
                 <w:sz w:val="19"/>
               </w:rPr>
-              <w:t>2026-04-16</w:t>
+              <w:t>—</w:t>
             </w:r>
           </w:p>
         </w:tc>
@@ -4353,7 +4353,7 @@
         </w:tc>
         <w:tc>
           <w:tcPr>
-            <w:tcW w:type="dxa" w:w="2592"/>
+            <w:tcW w:type="dxa" w:w="2448"/>
             <w:tcBorders>
               <w:top w:val="single" w:sz="4" w:color="E9ECEF"/>
               <w:left w:val="single" w:sz="4" w:color="E9ECEF"/>
@@ -4379,7 +4379,7 @@
         </w:tc>
         <w:tc>
           <w:tcPr>
-            <w:tcW w:type="dxa" w:w="1872"/>
+            <w:tcW w:type="dxa" w:w="1728"/>
             <w:tcBorders>
               <w:top w:val="single" w:sz="4" w:color="E9ECEF"/>
               <w:left w:val="single" w:sz="4" w:color="E9ECEF"/>
@@ -4405,7 +4405,7 @@
         </w:tc>
         <w:tc>
           <w:tcPr>
-            <w:tcW w:type="dxa" w:w="1872"/>
+            <w:tcW w:type="dxa" w:w="1728"/>
             <w:tcBorders>
               <w:top w:val="single" w:sz="4" w:color="E9ECEF"/>
               <w:left w:val="single" w:sz="4" w:color="E9ECEF"/>
@@ -4480,7 +4480,7 @@
                 <w:color w:val="59595B"/>
                 <w:sz w:val="19"/>
               </w:rPr>
-              <w:t>2026-04-15</w:t>
+              <w:t>—</w:t>
             </w:r>
           </w:p>
         </w:tc>
@@ -4513,7 +4513,7 @@
         </w:tc>
         <w:tc>
           <w:tcPr>
-            <w:tcW w:type="dxa" w:w="2592"/>
+            <w:tcW w:type="dxa" w:w="2448"/>
             <w:shd w:val="clear" w:color="auto" w:fill="F8F9FA"/>
             <w:tcBorders>
               <w:top w:val="single" w:sz="4" w:color="E9ECEF"/>
@@ -4540,7 +4540,7 @@
         </w:tc>
         <w:tc>
           <w:tcPr>
-            <w:tcW w:type="dxa" w:w="1872"/>
+            <w:tcW w:type="dxa" w:w="1728"/>
             <w:shd w:val="clear" w:color="auto" w:fill="F8F9FA"/>
             <w:tcBorders>
               <w:top w:val="single" w:sz="4" w:color="E9ECEF"/>
@@ -4567,7 +4567,7 @@
         </w:tc>
         <w:tc>
           <w:tcPr>
-            <w:tcW w:type="dxa" w:w="1872"/>
+            <w:tcW w:type="dxa" w:w="1728"/>
             <w:shd w:val="clear" w:color="auto" w:fill="F8F9FA"/>
             <w:tcBorders>
               <w:top w:val="single" w:sz="4" w:color="E9ECEF"/>
@@ -4643,7 +4643,7 @@
                 <w:color w:val="59595B"/>
                 <w:sz w:val="19"/>
               </w:rPr>
-              <w:t>2026-04-11</w:t>
+              <w:t>—</w:t>
             </w:r>
           </w:p>
         </w:tc>
@@ -4675,7 +4675,7 @@
         </w:tc>
         <w:tc>
           <w:tcPr>
-            <w:tcW w:type="dxa" w:w="2592"/>
+            <w:tcW w:type="dxa" w:w="2448"/>
             <w:tcBorders>
               <w:top w:val="single" w:sz="4" w:color="E9ECEF"/>
               <w:left w:val="single" w:sz="4" w:color="E9ECEF"/>
@@ -4701,7 +4701,7 @@
         </w:tc>
         <w:tc>
           <w:tcPr>
-            <w:tcW w:type="dxa" w:w="1872"/>
+            <w:tcW w:type="dxa" w:w="1728"/>
             <w:tcBorders>
               <w:top w:val="single" w:sz="4" w:color="E9ECEF"/>
               <w:left w:val="single" w:sz="4" w:color="E9ECEF"/>
@@ -4727,7 +4727,7 @@
         </w:tc>
         <w:tc>
           <w:tcPr>
-            <w:tcW w:type="dxa" w:w="1872"/>
+            <w:tcW w:type="dxa" w:w="1728"/>
             <w:tcBorders>
               <w:top w:val="single" w:sz="4" w:color="E9ECEF"/>
               <w:left w:val="single" w:sz="4" w:color="E9ECEF"/>
@@ -4802,7 +4802,7 @@
                 <w:color w:val="59595B"/>
                 <w:sz w:val="19"/>
               </w:rPr>
-              <w:t>2026-04-11</w:t>
+              <w:t>—</w:t>
             </w:r>
           </w:p>
         </w:tc>
@@ -4835,7 +4835,7 @@
         </w:tc>
         <w:tc>
           <w:tcPr>
-            <w:tcW w:type="dxa" w:w="2592"/>
+            <w:tcW w:type="dxa" w:w="2448"/>
             <w:shd w:val="clear" w:color="auto" w:fill="F8F9FA"/>
             <w:tcBorders>
               <w:top w:val="single" w:sz="4" w:color="E9ECEF"/>
@@ -4862,7 +4862,7 @@
         </w:tc>
         <w:tc>
           <w:tcPr>
-            <w:tcW w:type="dxa" w:w="1872"/>
+            <w:tcW w:type="dxa" w:w="1728"/>
             <w:shd w:val="clear" w:color="auto" w:fill="F8F9FA"/>
             <w:tcBorders>
               <w:top w:val="single" w:sz="4" w:color="E9ECEF"/>
@@ -4889,7 +4889,7 @@
         </w:tc>
         <w:tc>
           <w:tcPr>
-            <w:tcW w:type="dxa" w:w="1872"/>
+            <w:tcW w:type="dxa" w:w="1728"/>
             <w:shd w:val="clear" w:color="auto" w:fill="F8F9FA"/>
             <w:tcBorders>
               <w:top w:val="single" w:sz="4" w:color="E9ECEF"/>
@@ -4965,7 +4965,7 @@
                 <w:color w:val="59595B"/>
                 <w:sz w:val="19"/>
               </w:rPr>
-              <w:t>2026-04-11</w:t>
+              <w:t>—</w:t>
             </w:r>
           </w:p>
         </w:tc>
@@ -4997,7 +4997,7 @@
         </w:tc>
         <w:tc>
           <w:tcPr>
-            <w:tcW w:type="dxa" w:w="2592"/>
+            <w:tcW w:type="dxa" w:w="2448"/>
             <w:tcBorders>
               <w:top w:val="single" w:sz="4" w:color="E9ECEF"/>
               <w:left w:val="single" w:sz="4" w:color="E9ECEF"/>
@@ -5023,7 +5023,7 @@
         </w:tc>
         <w:tc>
           <w:tcPr>
-            <w:tcW w:type="dxa" w:w="1872"/>
+            <w:tcW w:type="dxa" w:w="1728"/>
             <w:tcBorders>
               <w:top w:val="single" w:sz="4" w:color="E9ECEF"/>
               <w:left w:val="single" w:sz="4" w:color="E9ECEF"/>
@@ -5049,7 +5049,7 @@
         </w:tc>
         <w:tc>
           <w:tcPr>
-            <w:tcW w:type="dxa" w:w="1872"/>
+            <w:tcW w:type="dxa" w:w="1728"/>
             <w:tcBorders>
               <w:top w:val="single" w:sz="4" w:color="E9ECEF"/>
               <w:left w:val="single" w:sz="4" w:color="E9ECEF"/>
@@ -5124,7 +5124,7 @@
                 <w:color w:val="59595B"/>
                 <w:sz w:val="19"/>
               </w:rPr>
-              <w:t>2026-04-15</w:t>
+              <w:t>—</w:t>
             </w:r>
           </w:p>
         </w:tc>
@@ -5157,7 +5157,7 @@
         </w:tc>
         <w:tc>
           <w:tcPr>
-            <w:tcW w:type="dxa" w:w="2592"/>
+            <w:tcW w:type="dxa" w:w="2448"/>
             <w:shd w:val="clear" w:color="auto" w:fill="F8F9FA"/>
             <w:tcBorders>
               <w:top w:val="single" w:sz="4" w:color="E9ECEF"/>
@@ -5184,7 +5184,7 @@
         </w:tc>
         <w:tc>
           <w:tcPr>
-            <w:tcW w:type="dxa" w:w="1872"/>
+            <w:tcW w:type="dxa" w:w="1728"/>
             <w:shd w:val="clear" w:color="auto" w:fill="F8F9FA"/>
             <w:tcBorders>
               <w:top w:val="single" w:sz="4" w:color="E9ECEF"/>
@@ -5211,7 +5211,7 @@
         </w:tc>
         <w:tc>
           <w:tcPr>
-            <w:tcW w:type="dxa" w:w="1872"/>
+            <w:tcW w:type="dxa" w:w="1728"/>
             <w:shd w:val="clear" w:color="auto" w:fill="F8F9FA"/>
             <w:tcBorders>
               <w:top w:val="single" w:sz="4" w:color="E9ECEF"/>
@@ -5287,7 +5287,7 @@
                 <w:color w:val="59595B"/>
                 <w:sz w:val="19"/>
               </w:rPr>
-              <w:t>2026-04-15</w:t>
+              <w:t>—</w:t>
             </w:r>
           </w:p>
         </w:tc>
@@ -5319,7 +5319,7 @@
         </w:tc>
         <w:tc>
           <w:tcPr>
-            <w:tcW w:type="dxa" w:w="2592"/>
+            <w:tcW w:type="dxa" w:w="2448"/>
             <w:tcBorders>
               <w:top w:val="single" w:sz="4" w:color="E9ECEF"/>
               <w:left w:val="single" w:sz="4" w:color="E9ECEF"/>
@@ -5345,7 +5345,7 @@
         </w:tc>
         <w:tc>
           <w:tcPr>
-            <w:tcW w:type="dxa" w:w="1872"/>
+            <w:tcW w:type="dxa" w:w="1728"/>
             <w:tcBorders>
               <w:top w:val="single" w:sz="4" w:color="E9ECEF"/>
               <w:left w:val="single" w:sz="4" w:color="E9ECEF"/>
@@ -5371,7 +5371,7 @@
         </w:tc>
         <w:tc>
           <w:tcPr>
-            <w:tcW w:type="dxa" w:w="1872"/>
+            <w:tcW w:type="dxa" w:w="1728"/>
             <w:tcBorders>
               <w:top w:val="single" w:sz="4" w:color="E9ECEF"/>
               <w:left w:val="single" w:sz="4" w:color="E9ECEF"/>
@@ -5446,7 +5446,7 @@
                 <w:color w:val="59595B"/>
                 <w:sz w:val="19"/>
               </w:rPr>
-              <w:t>2026-04-04</w:t>
+              <w:t>—</w:t>
             </w:r>
           </w:p>
         </w:tc>
@@ -5479,7 +5479,7 @@
         </w:tc>
         <w:tc>
           <w:tcPr>
-            <w:tcW w:type="dxa" w:w="2592"/>
+            <w:tcW w:type="dxa" w:w="2448"/>
             <w:shd w:val="clear" w:color="auto" w:fill="F8F9FA"/>
             <w:tcBorders>
               <w:top w:val="single" w:sz="4" w:color="E9ECEF"/>
@@ -5506,7 +5506,7 @@
         </w:tc>
         <w:tc>
           <w:tcPr>
-            <w:tcW w:type="dxa" w:w="1872"/>
+            <w:tcW w:type="dxa" w:w="1728"/>
             <w:shd w:val="clear" w:color="auto" w:fill="F8F9FA"/>
             <w:tcBorders>
               <w:top w:val="single" w:sz="4" w:color="E9ECEF"/>
@@ -5533,7 +5533,7 @@
         </w:tc>
         <w:tc>
           <w:tcPr>
-            <w:tcW w:type="dxa" w:w="1872"/>
+            <w:tcW w:type="dxa" w:w="1728"/>
             <w:shd w:val="clear" w:color="auto" w:fill="F8F9FA"/>
             <w:tcBorders>
               <w:top w:val="single" w:sz="4" w:color="E9ECEF"/>
@@ -5609,7 +5609,7 @@
                 <w:color w:val="59595B"/>
                 <w:sz w:val="19"/>
               </w:rPr>
-              <w:t>2026-04-01</w:t>
+              <w:t>—</w:t>
             </w:r>
           </w:p>
         </w:tc>
@@ -5641,7 +5641,7 @@
         </w:tc>
         <w:tc>
           <w:tcPr>
-            <w:tcW w:type="dxa" w:w="2592"/>
+            <w:tcW w:type="dxa" w:w="2448"/>
             <w:tcBorders>
               <w:top w:val="single" w:sz="4" w:color="E9ECEF"/>
               <w:left w:val="single" w:sz="4" w:color="E9ECEF"/>
@@ -5667,7 +5667,7 @@
         </w:tc>
         <w:tc>
           <w:tcPr>
-            <w:tcW w:type="dxa" w:w="1872"/>
+            <w:tcW w:type="dxa" w:w="1728"/>
             <w:tcBorders>
               <w:top w:val="single" w:sz="4" w:color="E9ECEF"/>
               <w:left w:val="single" w:sz="4" w:color="E9ECEF"/>
@@ -5693,7 +5693,7 @@
         </w:tc>
         <w:tc>
           <w:tcPr>
-            <w:tcW w:type="dxa" w:w="1872"/>
+            <w:tcW w:type="dxa" w:w="1728"/>
             <w:tcBorders>
               <w:top w:val="single" w:sz="4" w:color="E9ECEF"/>
               <w:left w:val="single" w:sz="4" w:color="E9ECEF"/>
@@ -5768,7 +5768,7 @@
                 <w:color w:val="59595B"/>
                 <w:sz w:val="19"/>
               </w:rPr>
-              <w:t>2026-04-01</w:t>
+              <w:t>—</w:t>
             </w:r>
           </w:p>
         </w:tc>
@@ -5801,7 +5801,7 @@
         </w:tc>
         <w:tc>
           <w:tcPr>
-            <w:tcW w:type="dxa" w:w="2592"/>
+            <w:tcW w:type="dxa" w:w="2448"/>
             <w:shd w:val="clear" w:color="auto" w:fill="F8F9FA"/>
             <w:tcBorders>
               <w:top w:val="single" w:sz="4" w:color="E9ECEF"/>
@@ -5828,7 +5828,7 @@
         </w:tc>
         <w:tc>
           <w:tcPr>
-            <w:tcW w:type="dxa" w:w="1872"/>
+            <w:tcW w:type="dxa" w:w="1728"/>
             <w:shd w:val="clear" w:color="auto" w:fill="F8F9FA"/>
             <w:tcBorders>
               <w:top w:val="single" w:sz="4" w:color="E9ECEF"/>
@@ -5855,7 +5855,7 @@
         </w:tc>
         <w:tc>
           <w:tcPr>
-            <w:tcW w:type="dxa" w:w="1872"/>
+            <w:tcW w:type="dxa" w:w="1728"/>
             <w:shd w:val="clear" w:color="auto" w:fill="F8F9FA"/>
             <w:tcBorders>
               <w:top w:val="single" w:sz="4" w:color="E9ECEF"/>
@@ -5931,7 +5931,7 @@
                 <w:color w:val="59595B"/>
                 <w:sz w:val="19"/>
               </w:rPr>
-              <w:t>2026-04-04</w:t>
+              <w:t>—</w:t>
             </w:r>
           </w:p>
         </w:tc>
@@ -5963,7 +5963,7 @@
         </w:tc>
         <w:tc>
           <w:tcPr>
-            <w:tcW w:type="dxa" w:w="2592"/>
+            <w:tcW w:type="dxa" w:w="2448"/>
             <w:tcBorders>
               <w:top w:val="single" w:sz="4" w:color="E9ECEF"/>
               <w:left w:val="single" w:sz="4" w:color="E9ECEF"/>
@@ -5989,7 +5989,7 @@
         </w:tc>
         <w:tc>
           <w:tcPr>
-            <w:tcW w:type="dxa" w:w="1872"/>
+            <w:tcW w:type="dxa" w:w="1728"/>
             <w:tcBorders>
               <w:top w:val="single" w:sz="4" w:color="E9ECEF"/>
               <w:left w:val="single" w:sz="4" w:color="E9ECEF"/>
@@ -6015,7 +6015,7 @@
         </w:tc>
         <w:tc>
           <w:tcPr>
-            <w:tcW w:type="dxa" w:w="1872"/>
+            <w:tcW w:type="dxa" w:w="1728"/>
             <w:tcBorders>
               <w:top w:val="single" w:sz="4" w:color="E9ECEF"/>
               <w:left w:val="single" w:sz="4" w:color="E9ECEF"/>
@@ -6090,7 +6090,7 @@
                 <w:color w:val="59595B"/>
                 <w:sz w:val="19"/>
               </w:rPr>
-              <w:t>2026-04-01</w:t>
+              <w:t>—</w:t>
             </w:r>
           </w:p>
         </w:tc>
@@ -6123,7 +6123,7 @@
         </w:tc>
         <w:tc>
           <w:tcPr>
-            <w:tcW w:type="dxa" w:w="2592"/>
+            <w:tcW w:type="dxa" w:w="2448"/>
             <w:shd w:val="clear" w:color="auto" w:fill="F8F9FA"/>
             <w:tcBorders>
               <w:top w:val="single" w:sz="4" w:color="E9ECEF"/>
@@ -6150,7 +6150,7 @@
         </w:tc>
         <w:tc>
           <w:tcPr>
-            <w:tcW w:type="dxa" w:w="1872"/>
+            <w:tcW w:type="dxa" w:w="1728"/>
             <w:shd w:val="clear" w:color="auto" w:fill="F8F9FA"/>
             <w:tcBorders>
               <w:top w:val="single" w:sz="4" w:color="E9ECEF"/>
@@ -6177,7 +6177,7 @@
         </w:tc>
         <w:tc>
           <w:tcPr>
-            <w:tcW w:type="dxa" w:w="1872"/>
+            <w:tcW w:type="dxa" w:w="1728"/>
             <w:shd w:val="clear" w:color="auto" w:fill="F8F9FA"/>
             <w:tcBorders>
               <w:top w:val="single" w:sz="4" w:color="E9ECEF"/>
@@ -6253,7 +6253,7 @@
                 <w:color w:val="59595B"/>
                 <w:sz w:val="19"/>
               </w:rPr>
-              <w:t>2026-04-04</w:t>
+              <w:t>—</w:t>
             </w:r>
           </w:p>
         </w:tc>
@@ -6285,7 +6285,7 @@
         </w:tc>
         <w:tc>
           <w:tcPr>
-            <w:tcW w:type="dxa" w:w="2592"/>
+            <w:tcW w:type="dxa" w:w="2448"/>
             <w:tcBorders>
               <w:top w:val="single" w:sz="4" w:color="E9ECEF"/>
               <w:left w:val="single" w:sz="4" w:color="E9ECEF"/>
@@ -6311,7 +6311,7 @@
         </w:tc>
         <w:tc>
           <w:tcPr>
-            <w:tcW w:type="dxa" w:w="1872"/>
+            <w:tcW w:type="dxa" w:w="1728"/>
             <w:tcBorders>
               <w:top w:val="single" w:sz="4" w:color="E9ECEF"/>
               <w:left w:val="single" w:sz="4" w:color="E9ECEF"/>
@@ -6337,7 +6337,7 @@
         </w:tc>
         <w:tc>
           <w:tcPr>
-            <w:tcW w:type="dxa" w:w="1872"/>
+            <w:tcW w:type="dxa" w:w="1728"/>
             <w:tcBorders>
               <w:top w:val="single" w:sz="4" w:color="E9ECEF"/>
               <w:left w:val="single" w:sz="4" w:color="E9ECEF"/>
@@ -6412,7 +6412,7 @@
                 <w:color w:val="59595B"/>
                 <w:sz w:val="19"/>
               </w:rPr>
-              <w:t>2026-04-04</w:t>
+              <w:t>—</w:t>
             </w:r>
           </w:p>
         </w:tc>
@@ -6445,7 +6445,7 @@
         </w:tc>
         <w:tc>
           <w:tcPr>
-            <w:tcW w:type="dxa" w:w="2592"/>
+            <w:tcW w:type="dxa" w:w="2448"/>
             <w:shd w:val="clear" w:color="auto" w:fill="F8F9FA"/>
             <w:tcBorders>
               <w:top w:val="single" w:sz="4" w:color="E9ECEF"/>
@@ -6472,7 +6472,7 @@
         </w:tc>
         <w:tc>
           <w:tcPr>
-            <w:tcW w:type="dxa" w:w="1872"/>
+            <w:tcW w:type="dxa" w:w="1728"/>
             <w:shd w:val="clear" w:color="auto" w:fill="F8F9FA"/>
             <w:tcBorders>
               <w:top w:val="single" w:sz="4" w:color="E9ECEF"/>
@@ -6499,7 +6499,7 @@
         </w:tc>
         <w:tc>
           <w:tcPr>
-            <w:tcW w:type="dxa" w:w="1872"/>
+            <w:tcW w:type="dxa" w:w="1728"/>
             <w:shd w:val="clear" w:color="auto" w:fill="F8F9FA"/>
             <w:tcBorders>
               <w:top w:val="single" w:sz="4" w:color="E9ECEF"/>
@@ -6575,7 +6575,7 @@
                 <w:color w:val="59595B"/>
                 <w:sz w:val="19"/>
               </w:rPr>
-              <w:t>2026-04-04</w:t>
+              <w:t>—</w:t>
             </w:r>
           </w:p>
         </w:tc>
@@ -6607,7 +6607,7 @@
         </w:tc>
         <w:tc>
           <w:tcPr>
-            <w:tcW w:type="dxa" w:w="2592"/>
+            <w:tcW w:type="dxa" w:w="2448"/>
             <w:tcBorders>
               <w:top w:val="single" w:sz="4" w:color="E9ECEF"/>
               <w:left w:val="single" w:sz="4" w:color="E9ECEF"/>
@@ -6633,7 +6633,7 @@
         </w:tc>
         <w:tc>
           <w:tcPr>
-            <w:tcW w:type="dxa" w:w="1872"/>
+            <w:tcW w:type="dxa" w:w="1728"/>
             <w:tcBorders>
               <w:top w:val="single" w:sz="4" w:color="E9ECEF"/>
               <w:left w:val="single" w:sz="4" w:color="E9ECEF"/>
@@ -6659,7 +6659,7 @@
         </w:tc>
         <w:tc>
           <w:tcPr>
-            <w:tcW w:type="dxa" w:w="1872"/>
+            <w:tcW w:type="dxa" w:w="1728"/>
             <w:tcBorders>
               <w:top w:val="single" w:sz="4" w:color="E9ECEF"/>
               <w:left w:val="single" w:sz="4" w:color="E9ECEF"/>
@@ -6734,7 +6734,7 @@
                 <w:color w:val="59595B"/>
                 <w:sz w:val="19"/>
               </w:rPr>
-              <w:t>2026-04-04</w:t>
+              <w:t>—</w:t>
             </w:r>
           </w:p>
         </w:tc>
@@ -6767,7 +6767,7 @@
         </w:tc>
         <w:tc>
           <w:tcPr>
-            <w:tcW w:type="dxa" w:w="2592"/>
+            <w:tcW w:type="dxa" w:w="2448"/>
             <w:shd w:val="clear" w:color="auto" w:fill="F8F9FA"/>
             <w:tcBorders>
               <w:top w:val="single" w:sz="4" w:color="E9ECEF"/>
@@ -6794,7 +6794,7 @@
         </w:tc>
         <w:tc>
           <w:tcPr>
-            <w:tcW w:type="dxa" w:w="1872"/>
+            <w:tcW w:type="dxa" w:w="1728"/>
             <w:shd w:val="clear" w:color="auto" w:fill="F8F9FA"/>
             <w:tcBorders>
               <w:top w:val="single" w:sz="4" w:color="E9ECEF"/>
@@ -6821,7 +6821,7 @@
         </w:tc>
         <w:tc>
           <w:tcPr>
-            <w:tcW w:type="dxa" w:w="1872"/>
+            <w:tcW w:type="dxa" w:w="1728"/>
             <w:shd w:val="clear" w:color="auto" w:fill="F8F9FA"/>
             <w:tcBorders>
               <w:top w:val="single" w:sz="4" w:color="E9ECEF"/>
@@ -6897,7 +6897,7 @@
                 <w:color w:val="59595B"/>
                 <w:sz w:val="19"/>
               </w:rPr>
-              <w:t>2026-04-04</w:t>
+              <w:t>—</w:t>
             </w:r>
           </w:p>
         </w:tc>
@@ -6929,7 +6929,7 @@
         </w:tc>
         <w:tc>
           <w:tcPr>
-            <w:tcW w:type="dxa" w:w="2592"/>
+            <w:tcW w:type="dxa" w:w="2448"/>
             <w:tcBorders>
               <w:top w:val="single" w:sz="4" w:color="E9ECEF"/>
               <w:left w:val="single" w:sz="4" w:color="E9ECEF"/>
@@ -6955,7 +6955,7 @@
         </w:tc>
         <w:tc>
           <w:tcPr>
-            <w:tcW w:type="dxa" w:w="1872"/>
+            <w:tcW w:type="dxa" w:w="1728"/>
             <w:tcBorders>
               <w:top w:val="single" w:sz="4" w:color="E9ECEF"/>
               <w:left w:val="single" w:sz="4" w:color="E9ECEF"/>
@@ -6981,7 +6981,7 @@
         </w:tc>
         <w:tc>
           <w:tcPr>
-            <w:tcW w:type="dxa" w:w="1872"/>
+            <w:tcW w:type="dxa" w:w="1728"/>
             <w:tcBorders>
               <w:top w:val="single" w:sz="4" w:color="E9ECEF"/>
               <w:left w:val="single" w:sz="4" w:color="E9ECEF"/>
@@ -7056,7 +7056,7 @@
                 <w:color w:val="59595B"/>
                 <w:sz w:val="19"/>
               </w:rPr>
-              <w:t>2026-04-04</w:t>
+              <w:t>—</w:t>
             </w:r>
           </w:p>
         </w:tc>
@@ -7089,7 +7089,7 @@
         </w:tc>
         <w:tc>
           <w:tcPr>
-            <w:tcW w:type="dxa" w:w="2592"/>
+            <w:tcW w:type="dxa" w:w="2448"/>
             <w:shd w:val="clear" w:color="auto" w:fill="F8F9FA"/>
             <w:tcBorders>
               <w:top w:val="single" w:sz="4" w:color="E9ECEF"/>
@@ -7116,7 +7116,7 @@
         </w:tc>
         <w:tc>
           <w:tcPr>
-            <w:tcW w:type="dxa" w:w="1872"/>
+            <w:tcW w:type="dxa" w:w="1728"/>
             <w:shd w:val="clear" w:color="auto" w:fill="F8F9FA"/>
             <w:tcBorders>
               <w:top w:val="single" w:sz="4" w:color="E9ECEF"/>
@@ -7143,7 +7143,7 @@
         </w:tc>
         <w:tc>
           <w:tcPr>
-            <w:tcW w:type="dxa" w:w="1872"/>
+            <w:tcW w:type="dxa" w:w="1728"/>
             <w:shd w:val="clear" w:color="auto" w:fill="F8F9FA"/>
             <w:tcBorders>
               <w:top w:val="single" w:sz="4" w:color="E9ECEF"/>
@@ -7439,6 +7439,78 @@
                 <w:color w:val="006DB6"/>
                 <w:sz w:val="28"/>
               </w:rPr>
+              <w:t xml:space="preserve">  Industry News &amp; Vendor Innovations</w:t>
+            </w:r>
+          </w:p>
+        </w:tc>
+      </w:tr>
+    </w:tbl>
+    <w:p>
+      <w:pPr>
+        <w:spacing w:after="160"/>
+      </w:pPr>
+      <w:r>
+        <w:rPr>
+          <w:rFonts w:ascii="Open Sans" w:hAnsi="Open Sans"/>
+          <w:b w:val="0"/>
+          <w:i w:val="0"/>
+          <w:color w:val="59595B"/>
+          <w:sz w:val="22"/>
+        </w:rPr>
+        <w:t>CrowdStrike announced no major platform changes this month. Routine detection-content updates and sensor improvements continued to roll out automatically. Technijian tracks CrowdStrike's release notes monthly so future updates land in this section as they're published.</w:t>
+      </w:r>
+    </w:p>
+    <w:p/>
+    <w:tbl>
+      <w:tblPr>
+        <w:tblW w:type="auto" w:w="0"/>
+        <w:tblLayout w:type="fixed"/>
+        <w:tblLook w:firstColumn="1" w:firstRow="1" w:lastColumn="0" w:lastRow="0" w:noHBand="0" w:noVBand="1" w:val="04A0"/>
+      </w:tblPr>
+      <w:tblGrid>
+        <w:gridCol w:w="94"/>
+        <w:gridCol w:w="8976"/>
+      </w:tblGrid>
+      <w:tr>
+        <w:tc>
+          <w:tcPr>
+            <w:tcW w:type="dxa" w:w="94"/>
+            <w:shd w:val="clear" w:color="auto" w:fill="006DB6"/>
+            <w:tcBorders>
+              <w:top w:val="nil"/>
+              <w:left w:val="nil"/>
+              <w:bottom w:val="nil"/>
+              <w:right w:val="nil"/>
+              <w:insideH w:val="nil"/>
+              <w:insideV w:val="nil"/>
+            </w:tcBorders>
+          </w:tcPr>
+          <w:p/>
+        </w:tc>
+        <w:tc>
+          <w:tcPr>
+            <w:tcW w:type="dxa" w:w="8976"/>
+            <w:tcBorders>
+              <w:top w:val="nil"/>
+              <w:left w:val="nil"/>
+              <w:bottom w:val="nil"/>
+              <w:right w:val="nil"/>
+              <w:insideH w:val="nil"/>
+              <w:insideV w:val="nil"/>
+            </w:tcBorders>
+          </w:tcPr>
+          <w:p>
+            <w:pPr>
+              <w:spacing w:before="80" w:after="80"/>
+            </w:pPr>
+            <w:r>
+              <w:rPr>
+                <w:rFonts w:ascii="Open Sans" w:hAnsi="Open Sans"/>
+                <w:b/>
+                <w:i w:val="0"/>
+                <w:color w:val="006DB6"/>
+                <w:sz w:val="28"/>
+              </w:rPr>
               <w:t xml:space="preserve">  Recommendations</w:t>
             </w:r>
           </w:p>
@@ -7457,7 +7529,184 @@
           <w:color w:val="59595B"/>
           <w:sz w:val="22"/>
         </w:rPr>
-        <w:t>No Critical or High severity alerts fired this month. Continue operating under your current Falcon policy and contact your Technijian account manager if you plan to add or remove endpoints.</w:t>
+        <w:t>No Critical or High severity alerts fired this month. Continue operating under your current Falcon policy and email support@technijian.com if you plan to add or remove endpoints.</w:t>
+      </w:r>
+    </w:p>
+    <w:p/>
+    <w:tbl>
+      <w:tblPr>
+        <w:tblW w:type="auto" w:w="0"/>
+        <w:tblLayout w:type="fixed"/>
+        <w:tblLook w:firstColumn="1" w:firstRow="1" w:lastColumn="0" w:lastRow="0" w:noHBand="0" w:noVBand="1" w:val="04A0"/>
+      </w:tblPr>
+      <w:tblGrid>
+        <w:gridCol w:w="94"/>
+        <w:gridCol w:w="8976"/>
+      </w:tblGrid>
+      <w:tr>
+        <w:tc>
+          <w:tcPr>
+            <w:tcW w:type="dxa" w:w="94"/>
+            <w:shd w:val="clear" w:color="auto" w:fill="006DB6"/>
+            <w:tcBorders>
+              <w:top w:val="nil"/>
+              <w:left w:val="nil"/>
+              <w:bottom w:val="nil"/>
+              <w:right w:val="nil"/>
+              <w:insideH w:val="nil"/>
+              <w:insideV w:val="nil"/>
+            </w:tcBorders>
+          </w:tcPr>
+          <w:p/>
+        </w:tc>
+        <w:tc>
+          <w:tcPr>
+            <w:tcW w:type="dxa" w:w="8976"/>
+            <w:tcBorders>
+              <w:top w:val="nil"/>
+              <w:left w:val="nil"/>
+              <w:bottom w:val="nil"/>
+              <w:right w:val="nil"/>
+              <w:insideH w:val="nil"/>
+              <w:insideV w:val="nil"/>
+            </w:tcBorders>
+          </w:tcPr>
+          <w:p>
+            <w:pPr>
+              <w:spacing w:before="80" w:after="80"/>
+            </w:pPr>
+            <w:r>
+              <w:rPr>
+                <w:rFonts w:ascii="Open Sans" w:hAnsi="Open Sans"/>
+                <w:b/>
+                <w:i w:val="0"/>
+                <w:color w:val="006DB6"/>
+                <w:sz w:val="28"/>
+              </w:rPr>
+              <w:t xml:space="preserve">  How This Protection Works</w:t>
+            </w:r>
+          </w:p>
+        </w:tc>
+      </w:tr>
+    </w:tbl>
+    <w:p>
+      <w:pPr>
+        <w:spacing w:after="160"/>
+      </w:pPr>
+      <w:r>
+        <w:rPr>
+          <w:rFonts w:ascii="Open Sans" w:hAnsi="Open Sans"/>
+          <w:b w:val="0"/>
+          <w:i w:val="0"/>
+          <w:color w:val="59595B"/>
+          <w:sz w:val="22"/>
+        </w:rPr>
+        <w:t>Your endpoints are protected by a layered security stack — CrowdStrike Falcon and Huntress working alongside each other — chosen and managed by Technijian as an MSP best-practice configuration. Here's what each piece does and why we run both.</w:t>
+      </w:r>
+    </w:p>
+    <w:p>
+      <w:pPr>
+        <w:spacing w:after="160"/>
+      </w:pPr>
+      <w:r>
+        <w:rPr>
+          <w:rFonts w:ascii="Open Sans" w:hAnsi="Open Sans"/>
+          <w:b/>
+          <w:i w:val="0"/>
+          <w:color w:val="1A1A2E"/>
+          <w:sz w:val="24"/>
+        </w:rPr>
+        <w:t>CrowdStrike Falcon: AI-driven EDR with the Falcon Overwatch SOC</w:t>
+      </w:r>
+    </w:p>
+    <w:p>
+      <w:pPr>
+        <w:spacing w:after="160"/>
+      </w:pPr>
+      <w:r>
+        <w:rPr>
+          <w:rFonts w:ascii="Open Sans" w:hAnsi="Open Sans"/>
+          <w:b w:val="0"/>
+          <w:i w:val="0"/>
+          <w:color w:val="59595B"/>
+          <w:sz w:val="22"/>
+        </w:rPr>
+        <w:t>CrowdStrike Falcon is the EDR (Endpoint Detection and Response) layer. Falcon's behavioral AI inspects every process, network connection, and file operation on your endpoints in real time and stops identified threats before they can execute. On top of the AI, CrowdStrike's Falcon Overwatch managed-threat-hunting team — the same elite NOC that protects Fortune 500s and government agencies — watches your environment 24×7 looking for the kind of slow, low-and-slow adversary tradecraft that automated detection alone can miss. Overwatch hunters reach out directly when they see something that needs immediate action.</w:t>
+      </w:r>
+    </w:p>
+    <w:p>
+      <w:pPr>
+        <w:spacing w:after="160"/>
+      </w:pPr>
+      <w:r>
+        <w:rPr>
+          <w:rFonts w:ascii="Open Sans" w:hAnsi="Open Sans"/>
+          <w:b/>
+          <w:i w:val="0"/>
+          <w:color w:val="1A1A2E"/>
+          <w:sz w:val="24"/>
+        </w:rPr>
+        <w:t>Huntress: managed detection &amp; response with a 24×7 SOC</w:t>
+      </w:r>
+    </w:p>
+    <w:p>
+      <w:pPr>
+        <w:spacing w:after="160"/>
+      </w:pPr>
+      <w:r>
+        <w:rPr>
+          <w:rFonts w:ascii="Open Sans" w:hAnsi="Open Sans"/>
+          <w:b w:val="0"/>
+          <w:i w:val="0"/>
+          <w:color w:val="59595B"/>
+          <w:sz w:val="22"/>
+        </w:rPr>
+        <w:t>Huntress runs its own Security Operations Center staffed with threat hunters who review every signal that fires on your endpoints around the clock — not just nights and weekends, but 24×7×365. When the Huntress agent flags suspicious behavior (persistence mechanisms, process injection, credential abuse, known-bad files), the activity is examined by Huntress threat hunters BEFORE it ever reaches Technijian. False positives are filtered out at the source so that what does reach our team is signal, not noise. When Huntress sees something that needs attention, they coordinate response with Technijian and provide guided remediation playbooks.</w:t>
+      </w:r>
+    </w:p>
+    <w:p>
+      <w:pPr>
+        <w:spacing w:after="160"/>
+      </w:pPr>
+      <w:r>
+        <w:rPr>
+          <w:rFonts w:ascii="Open Sans" w:hAnsi="Open Sans"/>
+          <w:b/>
+          <w:i w:val="0"/>
+          <w:color w:val="1A1A2E"/>
+          <w:sz w:val="24"/>
+        </w:rPr>
+        <w:t>Why both? Defense in depth.</w:t>
+      </w:r>
+    </w:p>
+    <w:p>
+      <w:pPr>
+        <w:spacing w:after="160"/>
+      </w:pPr>
+      <w:r>
+        <w:rPr>
+          <w:rFonts w:ascii="Open Sans" w:hAnsi="Open Sans"/>
+          <w:b w:val="0"/>
+          <w:i w:val="0"/>
+          <w:color w:val="59595B"/>
+          <w:sz w:val="22"/>
+        </w:rPr>
+        <w:t>CrowdStrike and Huntress are deliberately complementary. CrowdStrike's Falcon is industry-leading nation-state-grade EDR with the broadest telemetry collection and the most mature threat-intel feed in the market. Huntress is tuned for the SMB and mid-market threat landscape — phishing-driven footholds, persistence tradecraft, credential theft, and the kinds of attacks that target managed-service customers. They use different detection styles, different telemetry sources, and different threat-intelligence pipelines.</w:t>
+      </w:r>
+    </w:p>
+    <w:p>
+      <w:pPr>
+        <w:spacing w:after="160"/>
+      </w:pPr>
+      <w:r>
+        <w:rPr>
+          <w:rFonts w:ascii="Open Sans" w:hAnsi="Open Sans"/>
+          <w:b w:val="0"/>
+          <w:i w:val="0"/>
+          <w:color w:val="59595B"/>
+          <w:sz w:val="22"/>
+        </w:rPr>
+        <w:t>Running them together gives your endpoints two independent sets of expert eyes — CrowdStrike's Overwatch team and Huntress's SOC — both watching 24×7. If one platform misses something, the other is extremely likely to catch it. This redundant, layered approach is the configuration Technijian recommends as best-in-class endpoint protection for clients who can't afford a security incident.</w:t>
       </w:r>
     </w:p>
     <w:p/>

--- a/clients/alg/crowdstrike/monthly/2026-04/ALG-CrowdStrike-Activity-2026-04.docx
+++ b/clients/alg/crowdstrike/monthly/2026-04/ALG-CrowdStrike-Activity-2026-04.docx
@@ -7583,6 +7583,149 @@
                 <w:color w:val="006DB6"/>
                 <w:sz w:val="28"/>
               </w:rPr>
+              <w:t xml:space="preserve">  Compliance Alignment</w:t>
+            </w:r>
+          </w:p>
+        </w:tc>
+      </w:tr>
+    </w:tbl>
+    <w:p>
+      <w:pPr>
+        <w:spacing w:after="160"/>
+      </w:pPr>
+      <w:r>
+        <w:rPr>
+          <w:rFonts w:ascii="Open Sans" w:hAnsi="Open Sans"/>
+          <w:b w:val="0"/>
+          <w:i w:val="0"/>
+          <w:color w:val="59595B"/>
+          <w:sz w:val="22"/>
+        </w:rPr>
+        <w:t>This client's industry classification is General Business. Based on that classification, the data Technijian's stack is helping protect is most likely characterized as: Customer / employee PII.</w:t>
+      </w:r>
+    </w:p>
+    <w:p>
+      <w:pPr>
+        <w:spacing w:after="160"/>
+      </w:pPr>
+      <w:r>
+        <w:rPr>
+          <w:rFonts w:ascii="Open Sans" w:hAnsi="Open Sans"/>
+          <w:b w:val="0"/>
+          <w:i w:val="0"/>
+          <w:color w:val="59595B"/>
+          <w:sz w:val="21"/>
+        </w:rPr>
+        <w:t>No clear industry signal in the client name — defaulting to general California business privacy law (CCPA) for any California-resident data the client processes. Tech can override the industry / compliance scope by editing this file.</w:t>
+      </w:r>
+    </w:p>
+    <w:p>
+      <w:pPr>
+        <w:spacing w:after="160"/>
+      </w:pPr>
+      <w:r>
+        <w:rPr>
+          <w:rFonts w:ascii="Open Sans" w:hAnsi="Open Sans"/>
+          <w:b/>
+          <w:i w:val="0"/>
+          <w:color w:val="1A1A2E"/>
+          <w:sz w:val="22"/>
+        </w:rPr>
+        <w:t>How Technijian's monitoring stack supports each framework:</w:t>
+      </w:r>
+    </w:p>
+    <w:p>
+      <w:pPr>
+        <w:pStyle w:val="ListBullet"/>
+        <w:spacing w:after="80"/>
+      </w:pPr>
+      <w:r>
+        <w:rPr>
+          <w:rFonts w:ascii="Open Sans" w:hAnsi="Open Sans"/>
+          <w:b/>
+          <w:i w:val="0"/>
+          <w:color w:val="1A1A2E"/>
+          <w:sz w:val="22"/>
+        </w:rPr>
+        <w:t xml:space="preserve">California CCPA: </w:t>
+      </w:r>
+      <w:r>
+        <w:rPr>
+          <w:rFonts w:ascii="Open Sans" w:hAnsi="Open Sans"/>
+          <w:b w:val="0"/>
+          <w:i w:val="0"/>
+          <w:color w:val="59595B"/>
+          <w:sz w:val="22"/>
+        </w:rPr>
+        <w:t>breach-detection and incident-response capabilities support CCPA §1798.150 reasonable-security obligations and the 72-hour notification window for incidents involving California-resident PII.</w:t>
+      </w:r>
+    </w:p>
+    <w:p>
+      <w:pPr>
+        <w:spacing w:after="160"/>
+      </w:pPr>
+      <w:r>
+        <w:rPr>
+          <w:rFonts w:ascii="Open Sans" w:hAnsi="Open Sans"/>
+          <w:b w:val="0"/>
+          <w:i w:val="0"/>
+          <w:color w:val="59595B"/>
+          <w:sz w:val="19"/>
+        </w:rPr>
+        <w:t>This classification was generated automatically from the client's name and contact-domain signals. If the industry or compliance scope shown here doesn't match your operations, please reply to this report and we'll update the classification — Technijian's team can also produce a deeper compliance-posture report on request.</w:t>
+      </w:r>
+    </w:p>
+    <w:p/>
+    <w:tbl>
+      <w:tblPr>
+        <w:tblW w:type="auto" w:w="0"/>
+        <w:tblLayout w:type="fixed"/>
+        <w:tblLook w:firstColumn="1" w:firstRow="1" w:lastColumn="0" w:lastRow="0" w:noHBand="0" w:noVBand="1" w:val="04A0"/>
+      </w:tblPr>
+      <w:tblGrid>
+        <w:gridCol w:w="94"/>
+        <w:gridCol w:w="8976"/>
+      </w:tblGrid>
+      <w:tr>
+        <w:tc>
+          <w:tcPr>
+            <w:tcW w:type="dxa" w:w="94"/>
+            <w:shd w:val="clear" w:color="auto" w:fill="006DB6"/>
+            <w:tcBorders>
+              <w:top w:val="nil"/>
+              <w:left w:val="nil"/>
+              <w:bottom w:val="nil"/>
+              <w:right w:val="nil"/>
+              <w:insideH w:val="nil"/>
+              <w:insideV w:val="nil"/>
+            </w:tcBorders>
+          </w:tcPr>
+          <w:p/>
+        </w:tc>
+        <w:tc>
+          <w:tcPr>
+            <w:tcW w:type="dxa" w:w="8976"/>
+            <w:tcBorders>
+              <w:top w:val="nil"/>
+              <w:left w:val="nil"/>
+              <w:bottom w:val="nil"/>
+              <w:right w:val="nil"/>
+              <w:insideH w:val="nil"/>
+              <w:insideV w:val="nil"/>
+            </w:tcBorders>
+          </w:tcPr>
+          <w:p>
+            <w:pPr>
+              <w:spacing w:before="80" w:after="80"/>
+            </w:pPr>
+            <w:r>
+              <w:rPr>
+                <w:rFonts w:ascii="Open Sans" w:hAnsi="Open Sans"/>
+                <w:b/>
+                <w:i w:val="0"/>
+                <w:color w:val="006DB6"/>
+                <w:sz w:val="28"/>
+              </w:rPr>
               <w:t xml:space="preserve">  How This Protection Works</w:t>
             </w:r>
           </w:p>

--- a/clients/alg/crowdstrike/monthly/2026-04/ALG-CrowdStrike-Activity-2026-04.docx
+++ b/clients/alg/crowdstrike/monthly/2026-04/ALG-CrowdStrike-Activity-2026-04.docx
@@ -7388,6 +7388,132 @@
         <w:t>Endpoint inventory, sensor version, and detection telemetry were captured to support your security posture reviews and compliance reporting.</w:t>
       </w:r>
     </w:p>
+    <w:p>
+      <w:pPr>
+        <w:spacing w:after="160"/>
+      </w:pPr>
+      <w:r>
+        <w:rPr>
+          <w:rFonts w:ascii="Open Sans" w:hAnsi="Open Sans"/>
+          <w:b/>
+          <w:i w:val="0"/>
+          <w:color w:val="1A1A2E"/>
+          <w:sz w:val="24"/>
+        </w:rPr>
+        <w:t>Specific work delivered this month</w:t>
+      </w:r>
+    </w:p>
+    <w:p>
+      <w:pPr>
+        <w:spacing w:after="160"/>
+      </w:pPr>
+      <w:r>
+        <w:rPr>
+          <w:rFonts w:ascii="Open Sans" w:hAnsi="Open Sans"/>
+          <w:b w:val="0"/>
+          <w:i w:val="0"/>
+          <w:color w:val="59595B"/>
+          <w:sz w:val="22"/>
+        </w:rPr>
+        <w:t>These items are pulled directly from the time entries and tickets logged by Technijian's team during the period — actual work, not estimates.</w:t>
+      </w:r>
+    </w:p>
+    <w:p>
+      <w:pPr>
+        <w:pStyle w:val="ListBullet"/>
+        <w:spacing w:after="80"/>
+      </w:pPr>
+      <w:r>
+        <w:rPr>
+          <w:rFonts w:ascii="Open Sans" w:hAnsi="Open Sans"/>
+          <w:b w:val="0"/>
+          <w:i w:val="0"/>
+          <w:color w:val="59595B"/>
+          <w:sz w:val="22"/>
+        </w:rPr>
+        <w:t>Crowdstrike latest version ( 7.36.20805.0) updated on ,ALG-HQ-LPT-10 ,DEEPAKALGRO &amp; DESKTOP-0JAP2P2 (handled by S. Kumar) — 0.8h of tech effort</w:t>
+      </w:r>
+    </w:p>
+    <w:p>
+      <w:pPr>
+        <w:pStyle w:val="ListBullet"/>
+        <w:spacing w:after="80"/>
+      </w:pPr>
+      <w:r>
+        <w:rPr>
+          <w:rFonts w:ascii="Open Sans" w:hAnsi="Open Sans"/>
+          <w:b w:val="0"/>
+          <w:i w:val="0"/>
+          <w:color w:val="59595B"/>
+          <w:sz w:val="22"/>
+        </w:rPr>
+        <w:t>Crowdstrike latest version ( 7.36.20805.0) updated on, ALGRO &amp; CAROLINA (handled by S. Kumar) — 0.5h of tech effort</w:t>
+      </w:r>
+    </w:p>
+    <w:p>
+      <w:pPr>
+        <w:pStyle w:val="ListBullet"/>
+        <w:spacing w:after="80"/>
+      </w:pPr>
+      <w:r>
+        <w:rPr>
+          <w:rFonts w:ascii="Open Sans" w:hAnsi="Open Sans"/>
+          <w:b w:val="0"/>
+          <w:i w:val="0"/>
+          <w:color w:val="59595B"/>
+          <w:sz w:val="22"/>
+        </w:rPr>
+        <w:t>Crowdstrike latest version ( 7.35.20709.0) updated on, ALG-HQ-LPT-04, ALG-HQ-LPT-04 &amp; ALG-HQ-LPT-10 (handled by S. Kumar) — 0.8h of tech effort</w:t>
+      </w:r>
+    </w:p>
+    <w:p>
+      <w:pPr>
+        <w:pStyle w:val="ListBullet"/>
+        <w:spacing w:after="80"/>
+      </w:pPr>
+      <w:r>
+        <w:rPr>
+          <w:rFonts w:ascii="Open Sans" w:hAnsi="Open Sans"/>
+          <w:b w:val="0"/>
+          <w:i w:val="0"/>
+          <w:color w:val="59595B"/>
+          <w:sz w:val="22"/>
+        </w:rPr>
+        <w:t>Crowdstrike latest version ( 7.35.20709.0) updated on, ALG-HQ-LPT-04, ALG-HQ-LPT-04 &amp; ALG-HQ-LPT-10 — 0.8h on 2026-04-08</w:t>
+      </w:r>
+    </w:p>
+    <w:p>
+      <w:pPr>
+        <w:pStyle w:val="ListBullet"/>
+        <w:spacing w:after="80"/>
+      </w:pPr>
+      <w:r>
+        <w:rPr>
+          <w:rFonts w:ascii="Open Sans" w:hAnsi="Open Sans"/>
+          <w:b w:val="0"/>
+          <w:i w:val="0"/>
+          <w:color w:val="59595B"/>
+          <w:sz w:val="22"/>
+        </w:rPr>
+        <w:t>Crowdstrike latest version ( 7.36.20805.0) updated on, ALGRO &amp; CAROLINA — 0.5h on 2026-04-16</w:t>
+      </w:r>
+    </w:p>
+    <w:p>
+      <w:pPr>
+        <w:pStyle w:val="ListBullet"/>
+        <w:spacing w:after="80"/>
+      </w:pPr>
+      <w:r>
+        <w:rPr>
+          <w:rFonts w:ascii="Open Sans" w:hAnsi="Open Sans"/>
+          <w:b w:val="0"/>
+          <w:i w:val="0"/>
+          <w:color w:val="59595B"/>
+          <w:sz w:val="22"/>
+        </w:rPr>
+        <w:t>Crowdstrike latest version ( 7.36.20805.0) updated on ,ALG-HQ-LPT-10 ,DEEPAKALGRO &amp; DESKTOP-0JAP2P2 — 0.8h on 2026-04-21</w:t>
+      </w:r>
+    </w:p>
     <w:p/>
     <w:tbl>
       <w:tblPr>
